--- a/xtras/guia 1.docx
+++ b/xtras/guia 1.docx
@@ -2590,13 +2590,7 @@
               <w:rPr>
                 <w:lang w:val="es-ES"/>
               </w:rPr>
-              <w:t>Edad niña</w:t>
-            </w:r>
-            <w:r>
-              <w:rPr>
-                <w:lang w:val="es-ES"/>
-              </w:rPr>
-              <w:t xml:space="preserve"> 1</w:t>
+              <w:t>Edad niña 1</w:t>
             </w:r>
           </w:p>
         </w:tc>
@@ -2652,13 +2646,7 @@
               <w:rPr>
                 <w:lang w:val="es-ES"/>
               </w:rPr>
-              <w:t>Edad niña</w:t>
-            </w:r>
-            <w:r>
-              <w:rPr>
-                <w:lang w:val="es-ES"/>
-              </w:rPr>
-              <w:t xml:space="preserve"> 2</w:t>
+              <w:t>Edad niña 2</w:t>
             </w:r>
           </w:p>
         </w:tc>
@@ -2714,13 +2702,7 @@
               <w:rPr>
                 <w:lang w:val="es-ES"/>
               </w:rPr>
-              <w:t>Edad niña</w:t>
-            </w:r>
-            <w:r>
-              <w:rPr>
-                <w:lang w:val="es-ES"/>
-              </w:rPr>
-              <w:t xml:space="preserve"> 3</w:t>
+              <w:t>Edad niña 3</w:t>
             </w:r>
           </w:p>
         </w:tc>
@@ -2888,13 +2870,7 @@
               <w:rPr>
                 <w:lang w:val="es-ES"/>
               </w:rPr>
-              <w:t>Monto niña</w:t>
-            </w:r>
-            <w:r>
-              <w:rPr>
-                <w:lang w:val="es-ES"/>
-              </w:rPr>
-              <w:t xml:space="preserve"> 2</w:t>
+              <w:t>Monto niña 2</w:t>
             </w:r>
           </w:p>
         </w:tc>
@@ -2950,13 +2926,7 @@
               <w:rPr>
                 <w:lang w:val="es-ES"/>
               </w:rPr>
-              <w:t>Monto niña</w:t>
-            </w:r>
-            <w:r>
-              <w:rPr>
-                <w:lang w:val="es-ES"/>
-              </w:rPr>
-              <w:t xml:space="preserve"> 3</w:t>
+              <w:t>Monto niña 3</w:t>
             </w:r>
           </w:p>
         </w:tc>
@@ -3012,13 +2982,7 @@
               <w:rPr>
                 <w:lang w:val="es-ES"/>
               </w:rPr>
-              <w:t>Monto niña</w:t>
-            </w:r>
-            <w:r>
-              <w:rPr>
-                <w:lang w:val="es-ES"/>
-              </w:rPr>
-              <w:t xml:space="preserve"> 4</w:t>
+              <w:t>Monto niña 4</w:t>
             </w:r>
           </w:p>
         </w:tc>
@@ -3130,13 +3094,7 @@
               <w:rPr>
                 <w:lang w:val="es-ES"/>
               </w:rPr>
-              <w:t>Porcentaje niña</w:t>
-            </w:r>
-            <w:r>
-              <w:rPr>
-                <w:lang w:val="es-ES"/>
-              </w:rPr>
-              <w:t xml:space="preserve"> 2</w:t>
+              <w:t>Porcentaje niña 2</w:t>
             </w:r>
           </w:p>
         </w:tc>
@@ -3192,13 +3150,7 @@
               <w:rPr>
                 <w:lang w:val="es-ES"/>
               </w:rPr>
-              <w:t>Porcentaje niña</w:t>
-            </w:r>
-            <w:r>
-              <w:rPr>
-                <w:lang w:val="es-ES"/>
-              </w:rPr>
-              <w:t xml:space="preserve"> 3</w:t>
+              <w:t>Porcentaje niña 3</w:t>
             </w:r>
           </w:p>
         </w:tc>
@@ -3254,13 +3206,7 @@
               <w:rPr>
                 <w:lang w:val="es-ES"/>
               </w:rPr>
-              <w:t>Porcentaje niña</w:t>
-            </w:r>
-            <w:r>
-              <w:rPr>
-                <w:lang w:val="es-ES"/>
-              </w:rPr>
-              <w:t xml:space="preserve"> 4</w:t>
+              <w:t>Porcentaje niña 4</w:t>
             </w:r>
           </w:p>
         </w:tc>
@@ -10720,19 +10666,7 @@
               <w:rPr>
                 <w:lang w:val="es-ES"/>
               </w:rPr>
-              <w:t xml:space="preserve">Precio total en </w:t>
-            </w:r>
-            <w:r>
-              <w:rPr>
-                <w:lang w:val="es-ES"/>
-              </w:rPr>
-              <w:t>6</w:t>
-            </w:r>
-            <w:r>
-              <w:rPr>
-                <w:lang w:val="es-ES"/>
-              </w:rPr>
-              <w:t xml:space="preserve"> cuotas</w:t>
+              <w:t>Precio total en 6 cuotas</w:t>
             </w:r>
           </w:p>
         </w:tc>
@@ -10788,19 +10722,7 @@
               <w:rPr>
                 <w:lang w:val="es-ES"/>
               </w:rPr>
-              <w:t xml:space="preserve">Precio total en </w:t>
-            </w:r>
-            <w:r>
-              <w:rPr>
-                <w:lang w:val="es-ES"/>
-              </w:rPr>
-              <w:t>12</w:t>
-            </w:r>
-            <w:r>
-              <w:rPr>
-                <w:lang w:val="es-ES"/>
-              </w:rPr>
-              <w:t xml:space="preserve"> cuotas</w:t>
+              <w:t>Precio total en 12 cuotas</w:t>
             </w:r>
           </w:p>
         </w:tc>
@@ -10912,19 +10834,7 @@
               <w:rPr>
                 <w:lang w:val="es-ES"/>
               </w:rPr>
-              <w:t xml:space="preserve">Precio por cuota de </w:t>
-            </w:r>
-            <w:r>
-              <w:rPr>
-                <w:lang w:val="es-ES"/>
-              </w:rPr>
-              <w:t>6</w:t>
-            </w:r>
-            <w:r>
-              <w:rPr>
-                <w:lang w:val="es-ES"/>
-              </w:rPr>
-              <w:t xml:space="preserve"> cuotas</w:t>
+              <w:t>Precio por cuota de 6 cuotas</w:t>
             </w:r>
           </w:p>
         </w:tc>
@@ -10980,19 +10890,7 @@
               <w:rPr>
                 <w:lang w:val="es-ES"/>
               </w:rPr>
-              <w:t xml:space="preserve">Precio por cuota de </w:t>
-            </w:r>
-            <w:r>
-              <w:rPr>
-                <w:lang w:val="es-ES"/>
-              </w:rPr>
-              <w:t>12</w:t>
-            </w:r>
-            <w:r>
-              <w:rPr>
-                <w:lang w:val="es-ES"/>
-              </w:rPr>
-              <w:t xml:space="preserve"> cuotas</w:t>
+              <w:t>Precio por cuota de 12 cuotas</w:t>
             </w:r>
           </w:p>
         </w:tc>
@@ -13878,7 +13776,19 @@
         <w:rPr>
           <w:lang w:val="es-ES"/>
         </w:rPr>
-        <w:t>Ancho y largo de la parcela = área de parcela</w:t>
+        <w:t xml:space="preserve">Ancho </w:t>
+      </w:r>
+      <w:r>
+        <w:rPr>
+          <w:lang w:val="es-ES"/>
+        </w:rPr>
+        <w:t>*</w:t>
+      </w:r>
+      <w:r>
+        <w:rPr>
+          <w:lang w:val="es-ES"/>
+        </w:rPr>
+        <w:t xml:space="preserve"> largo de la parcela = área de parcela</w:t>
       </w:r>
     </w:p>
     <w:p>
@@ -13983,13 +13893,7 @@
           <w:lang w:val="es-ES"/>
         </w:rPr>
         <w:lastRenderedPageBreak/>
-        <w:t xml:space="preserve">2.3 </w:t>
-      </w:r>
-      <w:r>
-        <w:rPr>
-          <w:lang w:val="es-ES"/>
-        </w:rPr>
-        <w:t>solicitar el rendimiento de los fertilizantes</w:t>
+        <w:t>2.3 solicitar el rendimiento de los fertilizantes</w:t>
       </w:r>
     </w:p>
     <w:p>
@@ -14154,14 +14058,12 @@
                 <w:lang w:val="es-ES"/>
               </w:rPr>
             </w:pPr>
-            <w:proofErr w:type="spellStart"/>
             <w:r>
               <w:rPr>
                 <w:lang w:val="es-ES"/>
               </w:rPr>
               <w:t>ap</w:t>
             </w:r>
-            <w:proofErr w:type="spellEnd"/>
           </w:p>
         </w:tc>
         <w:tc>
@@ -14206,14 +14108,12 @@
                 <w:lang w:val="es-ES"/>
               </w:rPr>
             </w:pPr>
-            <w:proofErr w:type="spellStart"/>
             <w:r>
               <w:rPr>
                 <w:lang w:val="es-ES"/>
               </w:rPr>
               <w:t>lp</w:t>
             </w:r>
-            <w:proofErr w:type="spellEnd"/>
           </w:p>
         </w:tc>
         <w:tc>
@@ -14458,14 +14358,12 @@
                 <w:lang w:val="es-ES"/>
               </w:rPr>
             </w:pPr>
-            <w:proofErr w:type="spellStart"/>
             <w:r>
               <w:rPr>
                 <w:lang w:val="es-ES"/>
               </w:rPr>
               <w:t>arp</w:t>
             </w:r>
-            <w:proofErr w:type="spellEnd"/>
           </w:p>
         </w:tc>
         <w:tc>
@@ -14740,14 +14638,12 @@
                 <w:lang w:val="es-ES"/>
               </w:rPr>
             </w:pPr>
-            <w:proofErr w:type="spellStart"/>
             <w:r>
               <w:rPr>
                 <w:lang w:val="es-ES"/>
               </w:rPr>
               <w:t>Linea</w:t>
             </w:r>
-            <w:proofErr w:type="spellEnd"/>
           </w:p>
         </w:tc>
         <w:tc>
@@ -14760,14 +14656,12 @@
                 <w:lang w:val="es-ES"/>
               </w:rPr>
             </w:pPr>
-            <w:proofErr w:type="spellStart"/>
             <w:r>
               <w:rPr>
                 <w:lang w:val="es-ES"/>
               </w:rPr>
               <w:t>ap</w:t>
             </w:r>
-            <w:proofErr w:type="spellEnd"/>
           </w:p>
         </w:tc>
         <w:tc>
@@ -14780,14 +14674,12 @@
                 <w:lang w:val="es-ES"/>
               </w:rPr>
             </w:pPr>
-            <w:proofErr w:type="spellStart"/>
             <w:r>
               <w:rPr>
                 <w:lang w:val="es-ES"/>
               </w:rPr>
               <w:t>lp</w:t>
             </w:r>
-            <w:proofErr w:type="spellEnd"/>
           </w:p>
         </w:tc>
         <w:tc>
@@ -14872,14 +14764,12 @@
                 <w:lang w:val="es-ES"/>
               </w:rPr>
             </w:pPr>
-            <w:proofErr w:type="spellStart"/>
             <w:r>
               <w:rPr>
                 <w:lang w:val="es-ES"/>
               </w:rPr>
               <w:t>arp</w:t>
             </w:r>
-            <w:proofErr w:type="spellEnd"/>
           </w:p>
         </w:tc>
         <w:tc>
@@ -19889,14 +19779,12 @@
         </w:rPr>
         <w:t xml:space="preserve">1 </w:t>
       </w:r>
-      <w:proofErr w:type="spellStart"/>
       <w:r>
         <w:rPr>
           <w:lang w:val="es-ES"/>
         </w:rPr>
         <w:t>fabrica</w:t>
       </w:r>
-      <w:proofErr w:type="spellEnd"/>
       <w:r>
         <w:rPr>
           <w:lang w:val="es-ES"/>
@@ -20432,14 +20320,12 @@
                 <w:lang w:val="es-ES"/>
               </w:rPr>
             </w:pPr>
-            <w:proofErr w:type="spellStart"/>
             <w:r>
               <w:rPr>
                 <w:lang w:val="es-ES"/>
               </w:rPr>
               <w:t>ps</w:t>
             </w:r>
-            <w:proofErr w:type="spellEnd"/>
           </w:p>
         </w:tc>
         <w:tc>
@@ -20686,14 +20572,12 @@
                 <w:lang w:val="es-ES"/>
               </w:rPr>
             </w:pPr>
-            <w:proofErr w:type="spellStart"/>
             <w:r>
               <w:rPr>
                 <w:lang w:val="es-ES"/>
               </w:rPr>
               <w:t>ps</w:t>
             </w:r>
-            <w:proofErr w:type="spellEnd"/>
           </w:p>
         </w:tc>
         <w:tc>
